--- a/bymtest (2)_副本.docx
+++ b/bymtest (2)_副本.docx
@@ -35,7 +35,7 @@
           <w:sz w:val="52"/>
           <w:lang w:val="en-US" w:eastAsia="zh-CN"/>
         </w:rPr>
-        <w:t>编辑文件内容</w:t>
+        <w:t>编辑文件内容123</w:t>
       </w:r>
       <w:bookmarkStart w:id="0" w:name="_GoBack"/>
       <w:bookmarkEnd w:id="0"/>
@@ -219,7 +219,7 @@
   <w:p>
     <w:r>
       <w:pict>
-        <v:shape id="WordPictureWatermark1" o:spid="_x0000_s2049" o:spt="75" type="#_x0000_t75" style="position:absolute;left:0pt;height:697.5pt;width:414pt;mso-position-horizontal:center;mso-position-horizontal-relative:margin;mso-position-vertical:center;mso-position-vertical-relative:margin;z-index:-251657216;mso-width-relative:page;mso-height-relative:page;" filled="f" o:preferrelative="t" stroked="f" coordsize="21600,21600" o:allowincell="f">
+        <v:shape id="WordPictureWatermark1" o:spid="_x0000_s4097" o:spt="75" type="#_x0000_t75" style="position:absolute;left:0pt;height:697.5pt;width:414pt;mso-position-horizontal:center;mso-position-horizontal-relative:margin;mso-position-vertical:center;mso-position-vertical-relative:margin;z-index:-251657216;mso-width-relative:page;mso-height-relative:page;" filled="f" o:preferrelative="t" stroked="f" coordsize="21600,21600" o:allowincell="f">
           <v:path/>
           <v:fill on="f" focussize="0,0"/>
           <v:stroke on="f" joinstyle="miter"/>
@@ -501,6 +501,7 @@
       <w:jc w:val="both"/>
     </w:pPr>
     <w:rPr>
+      <w:rFonts w:asciiTheme="minorHAnsi" w:hAnsiTheme="minorHAnsi" w:eastAsiaTheme="minorEastAsia" w:cstheme="minorBidi"/>
       <w:sz w:val="21"/>
       <w:szCs w:val="22"/>
     </w:rPr>
@@ -814,7 +815,7 @@
 <s:customData xmlns="http://www.wps.cn/officeDocument/2013/wpsCustomData" xmlns:s="http://www.wps.cn/officeDocument/2013/wpsCustomData">
   <customSectProps/>
   <customShpExts>
-    <customShpInfo spid="_x0000_s2049"/>
+    <customShpInfo spid="_x0000_s4097"/>
   </customShpExts>
 </s:customData>
 </file>

--- a/bymtest (2)_副本.docx
+++ b/bymtest (2)_副本.docx
@@ -37,8 +37,86 @@
         </w:rPr>
         <w:t>编辑文件内容123</w:t>
       </w:r>
+    </w:p>
+    <w:p>
+      <w:pPr>
+        <w:spacing w:before="120" w:after="120" w:line="288" w:lineRule="auto"/>
+        <w:ind w:left="0"/>
+        <w:jc w:val="left"/>
+      </w:pPr>
+      <w:r>
+        <w:rPr>
+          <w:rFonts w:ascii="Arial" w:hAnsi="Arial" w:eastAsia="等线" w:cs="Arial"/>
+          <w:sz w:val="22"/>
+        </w:rPr>
+        <w:t>6214620421003302956、abcdefghigklmn01234567890123456789012345678901234567890123456789、6214622121007112843、abcdefghigklmn、6214620221004383983、abcdefghigklmn、6214624121001733402、012345678901234567890123456789012345678901234567890123456789</w:t>
+      </w:r>
+    </w:p>
+    <w:p>
+      <w:pPr>
+        <w:spacing w:before="120" w:after="120" w:line="288" w:lineRule="auto"/>
+        <w:ind w:left="0"/>
+        <w:jc w:val="left"/>
+      </w:pPr>
+      <w:r>
+        <w:rPr>
+          <w:rFonts w:ascii="Arial" w:hAnsi="Arial" w:eastAsia="等线" w:cs="Arial"/>
+          <w:sz w:val="22"/>
+        </w:rPr>
+        <w:t>银行卡号6225684522000864622 abcdefg</w:t>
+      </w:r>
+    </w:p>
+    <w:p>
+      <w:pPr>
+        <w:spacing w:before="120" w:after="120" w:line="288" w:lineRule="auto"/>
+        <w:ind w:left="0"/>
+        <w:jc w:val="left"/>
+      </w:pPr>
+      <w:r>
+        <w:rPr>
+          <w:rFonts w:ascii="Arial" w:hAnsi="Arial" w:eastAsia="等线" w:cs="Arial"/>
+          <w:sz w:val="22"/>
+        </w:rPr>
+        <w:t>银行卡号：复制粘贴到web   6214620421003302956、abcdefghigklmn01234567890123456789012345678901234567890123456789、6214622121007112843、abcdefghigklmn、6214620221004383983、abcdefghigklmn、6214624121001733402、012345678901234567890123456789012345678901234567890123456789</w:t>
+      </w:r>
+    </w:p>
+    <w:p>
+      <w:pPr>
+        <w:spacing w:before="120" w:after="120" w:line="288" w:lineRule="auto"/>
+        <w:ind w:left="0"/>
+        <w:jc w:val="left"/>
+      </w:pPr>
+      <w:r>
+        <w:rPr>
+          <w:rFonts w:ascii="Arial" w:hAnsi="Arial" w:eastAsia="等线" w:cs="Arial"/>
+          <w:sz w:val="22"/>
+        </w:rPr>
+        <w:t>银行卡号6225684522000864622 abcdefg</w:t>
+      </w:r>
+    </w:p>
+    <w:p>
+      <w:pPr>
+        <w:spacing w:before="120" w:after="120" w:line="288" w:lineRule="auto"/>
+        <w:ind w:left="0"/>
+        <w:jc w:val="left"/>
+        <w:rPr>
+          <w:rFonts w:ascii="Arial" w:hAnsi="Arial" w:eastAsia="等线" w:cs="Arial"/>
+          <w:sz w:val="22"/>
+        </w:rPr>
+      </w:pPr>
       <w:bookmarkStart w:id="0" w:name="_GoBack"/>
       <w:bookmarkEnd w:id="0"/>
+    </w:p>
+    <w:p>
+      <w:pPr>
+        <w:spacing w:before="120" w:after="120" w:line="288" w:lineRule="auto"/>
+        <w:ind w:left="0"/>
+        <w:jc w:val="left"/>
+        <w:rPr>
+          <w:rFonts w:ascii="Arial" w:hAnsi="Arial" w:eastAsia="等线" w:cs="Arial"/>
+          <w:sz w:val="22"/>
+        </w:rPr>
+      </w:pPr>
     </w:p>
     <w:p>
       <w:pPr>

--- a/bymtest (2)_副本.docx
+++ b/bymtest (2)_副本.docx
@@ -37,6 +37,73 @@
         </w:rPr>
         <w:t>编辑文件内容123</w:t>
       </w:r>
+    </w:p>
+    <w:p>
+      <w:pPr>
+        <w:spacing w:before="120" w:after="120" w:line="288" w:lineRule="auto"/>
+        <w:ind w:left="0"/>
+        <w:jc w:val="left"/>
+      </w:pPr>
+      <w:r>
+        <w:rPr>
+          <w:rFonts w:ascii="Arial" w:hAnsi="Arial" w:eastAsia="等线" w:cs="Arial"/>
+          <w:sz w:val="22"/>
+        </w:rPr>
+        <w:t>6214620421003302956、abcdefghigklmn01234567890123456789012345678901234567890123456789、6214622121007112843、abcdefghigklmn、6214620221004383983、abcdefghigklmn、6214624121001733402、012345678901234567890123456789012345678901234567890123456789</w:t>
+      </w:r>
+    </w:p>
+    <w:p>
+      <w:pPr>
+        <w:spacing w:before="120" w:after="120" w:line="288" w:lineRule="auto"/>
+        <w:ind w:left="0"/>
+        <w:jc w:val="left"/>
+      </w:pPr>
+      <w:r>
+        <w:rPr>
+          <w:rFonts w:ascii="Arial" w:hAnsi="Arial" w:eastAsia="等线" w:cs="Arial"/>
+          <w:sz w:val="22"/>
+        </w:rPr>
+        <w:t>银行卡号6225684522000864622 abcdefg</w:t>
+      </w:r>
+    </w:p>
+    <w:p>
+      <w:pPr>
+        <w:spacing w:before="120" w:after="120" w:line="288" w:lineRule="auto"/>
+        <w:ind w:left="0"/>
+        <w:jc w:val="left"/>
+      </w:pPr>
+      <w:r>
+        <w:rPr>
+          <w:rFonts w:ascii="Arial" w:hAnsi="Arial" w:eastAsia="等线" w:cs="Arial"/>
+          <w:sz w:val="22"/>
+        </w:rPr>
+        <w:t>银行卡号：复制粘贴到web   6214620421003302956、abcdefghigklmn01234567890123456789012345678901234567890123456789、6214622121007112843、abcdefghigklmn、6214620221004383983、abcdefghigklmn、6214624121001733402、012345678901234567890123456789012345678901234567890123456789</w:t>
+      </w:r>
+    </w:p>
+    <w:p>
+      <w:pPr>
+        <w:spacing w:before="120" w:after="120" w:line="288" w:lineRule="auto"/>
+        <w:ind w:left="0"/>
+        <w:jc w:val="left"/>
+      </w:pPr>
+      <w:r>
+        <w:rPr>
+          <w:rFonts w:ascii="Arial" w:hAnsi="Arial" w:eastAsia="等线" w:cs="Arial"/>
+          <w:sz w:val="22"/>
+        </w:rPr>
+        <w:t>银行卡号6225684522000864622 abcdefg</w:t>
+      </w:r>
+    </w:p>
+    <w:p>
+      <w:pPr>
+        <w:spacing w:before="120" w:after="120" w:line="288" w:lineRule="auto"/>
+        <w:ind w:left="0"/>
+        <w:jc w:val="left"/>
+        <w:rPr>
+          <w:rFonts w:ascii="Arial" w:hAnsi="Arial" w:eastAsia="等线" w:cs="Arial"/>
+          <w:sz w:val="22"/>
+        </w:rPr>
+      </w:pPr>
     </w:p>
     <w:p>
       <w:pPr>

--- a/bymtest (2)_副本.docx
+++ b/bymtest (2)_副本.docx
@@ -43,136 +43,89 @@
         <w:spacing w:before="120" w:after="120" w:line="288" w:lineRule="auto"/>
         <w:ind w:left="0"/>
         <w:jc w:val="left"/>
-      </w:pPr>
-      <w:r>
-        <w:rPr>
-          <w:rFonts w:ascii="Arial" w:hAnsi="Arial" w:eastAsia="等线" w:cs="Arial"/>
-          <w:sz w:val="22"/>
-        </w:rPr>
-        <w:t>6214620421003302956、abcdefghigklmn01234567890123456789012345678901234567890123456789、6214622121007112843、abcdefghigklmn、6214620221004383983、abcdefghigklmn、6214624121001733402、012345678901234567890123456789012345678901234567890123456789</w:t>
-      </w:r>
-    </w:p>
-    <w:p>
-      <w:pPr>
-        <w:spacing w:before="120" w:after="120" w:line="288" w:lineRule="auto"/>
-        <w:ind w:left="0"/>
-        <w:jc w:val="left"/>
-      </w:pPr>
-      <w:r>
-        <w:rPr>
-          <w:rFonts w:ascii="Arial" w:hAnsi="Arial" w:eastAsia="等线" w:cs="Arial"/>
-          <w:sz w:val="22"/>
-        </w:rPr>
-        <w:t>银行卡号6225684522000864622 abcdefg</w:t>
-      </w:r>
-    </w:p>
-    <w:p>
-      <w:pPr>
-        <w:spacing w:before="120" w:after="120" w:line="288" w:lineRule="auto"/>
-        <w:ind w:left="0"/>
-        <w:jc w:val="left"/>
-      </w:pPr>
-      <w:r>
-        <w:rPr>
-          <w:rFonts w:ascii="Arial" w:hAnsi="Arial" w:eastAsia="等线" w:cs="Arial"/>
-          <w:sz w:val="22"/>
-        </w:rPr>
-        <w:t>银行卡号：复制粘贴到web   6214620421003302956、abcdefghigklmn01234567890123456789012345678901234567890123456789、6214622121007112843、abcdefghigklmn、6214620221004383983、abcdefghigklmn、6214624121001733402、012345678901234567890123456789012345678901234567890123456789</w:t>
-      </w:r>
-    </w:p>
-    <w:p>
-      <w:pPr>
-        <w:spacing w:before="120" w:after="120" w:line="288" w:lineRule="auto"/>
-        <w:ind w:left="0"/>
-        <w:jc w:val="left"/>
-      </w:pPr>
-      <w:r>
-        <w:rPr>
-          <w:rFonts w:ascii="Arial" w:hAnsi="Arial" w:eastAsia="等线" w:cs="Arial"/>
-          <w:sz w:val="22"/>
-        </w:rPr>
-        <w:t>银行卡号6225684522000864622 abcdefg</w:t>
-      </w:r>
-    </w:p>
-    <w:p>
-      <w:pPr>
-        <w:spacing w:before="120" w:after="120" w:line="288" w:lineRule="auto"/>
-        <w:ind w:left="0"/>
-        <w:jc w:val="left"/>
-        <w:rPr>
-          <w:rFonts w:ascii="Arial" w:hAnsi="Arial" w:eastAsia="等线" w:cs="Arial"/>
-          <w:sz w:val="22"/>
-        </w:rPr>
-      </w:pPr>
-    </w:p>
-    <w:p>
-      <w:pPr>
-        <w:spacing w:before="120" w:after="120" w:line="288" w:lineRule="auto"/>
-        <w:ind w:left="0"/>
-        <w:jc w:val="left"/>
-      </w:pPr>
-      <w:r>
-        <w:rPr>
-          <w:rFonts w:ascii="Arial" w:hAnsi="Arial" w:eastAsia="等线" w:cs="Arial"/>
-          <w:sz w:val="22"/>
-        </w:rPr>
-        <w:t>6214620421003302956、abcdefghigklmn01234567890123456789012345678901234567890123456789、6214622121007112843、abcdefghigklmn、6214620221004383983、abcdefghigklmn、6214624121001733402、012345678901234567890123456789012345678901234567890123456789</w:t>
-      </w:r>
-    </w:p>
-    <w:p>
-      <w:pPr>
-        <w:spacing w:before="120" w:after="120" w:line="288" w:lineRule="auto"/>
-        <w:ind w:left="0"/>
-        <w:jc w:val="left"/>
-      </w:pPr>
-      <w:r>
-        <w:rPr>
-          <w:rFonts w:ascii="Arial" w:hAnsi="Arial" w:eastAsia="等线" w:cs="Arial"/>
-          <w:sz w:val="22"/>
-        </w:rPr>
-        <w:t>银行卡号6225684522000864622 abcdefg</w:t>
-      </w:r>
-    </w:p>
-    <w:p>
-      <w:pPr>
-        <w:spacing w:before="120" w:after="120" w:line="288" w:lineRule="auto"/>
-        <w:ind w:left="0"/>
-        <w:jc w:val="left"/>
-      </w:pPr>
-      <w:r>
-        <w:rPr>
-          <w:rFonts w:ascii="Arial" w:hAnsi="Arial" w:eastAsia="等线" w:cs="Arial"/>
-          <w:sz w:val="22"/>
-        </w:rPr>
-        <w:t>银行卡号：复制粘贴到web   6214620421003302956、abcdefghigklmn01234567890123456789012345678901234567890123456789、6214622121007112843、abcdefghigklmn、6214620221004383983、abcdefghigklmn、6214624121001733402、012345678901234567890123456789012345678901234567890123456789</w:t>
-      </w:r>
-    </w:p>
-    <w:p>
-      <w:pPr>
-        <w:spacing w:before="120" w:after="120" w:line="288" w:lineRule="auto"/>
-        <w:ind w:left="0"/>
-        <w:jc w:val="left"/>
-      </w:pPr>
-      <w:r>
-        <w:rPr>
-          <w:rFonts w:ascii="Arial" w:hAnsi="Arial" w:eastAsia="等线" w:cs="Arial"/>
-          <w:sz w:val="22"/>
-        </w:rPr>
-        <w:t>银行卡号6225684522000864622 abcdefg</w:t>
-      </w:r>
-    </w:p>
-    <w:p>
-      <w:pPr>
-        <w:spacing w:before="120" w:after="120" w:line="288" w:lineRule="auto"/>
-        <w:ind w:left="0"/>
-        <w:jc w:val="left"/>
-        <w:rPr>
-          <w:rFonts w:ascii="Arial" w:hAnsi="Arial" w:eastAsia="等线" w:cs="Arial"/>
-          <w:sz w:val="22"/>
-        </w:rPr>
-      </w:pPr>
+        <w:rPr>
+          <w:rFonts w:hint="default" w:ascii="Arial" w:hAnsi="Arial" w:eastAsia="等线" w:cs="Arial"/>
+          <w:sz w:val="22"/>
+          <w:lang w:val="en-US" w:eastAsia="zh-CN"/>
+        </w:rPr>
+      </w:pPr>
+      <w:r>
+        <w:rPr>
+          <w:rFonts w:hint="eastAsia" w:ascii="Arial" w:hAnsi="Arial" w:eastAsia="等线" w:cs="Arial"/>
+          <w:sz w:val="22"/>
+          <w:lang w:val="en-US" w:eastAsia="zh-CN"/>
+        </w:rPr>
+        <w:t>edit</w:t>
+      </w:r>
       <w:bookmarkStart w:id="0" w:name="_GoBack"/>
       <w:bookmarkEnd w:id="0"/>
+    </w:p>
+    <w:p>
+      <w:pPr>
+        <w:spacing w:before="120" w:after="120" w:line="288" w:lineRule="auto"/>
+        <w:ind w:left="0"/>
+        <w:jc w:val="left"/>
+      </w:pPr>
+      <w:r>
+        <w:rPr>
+          <w:rFonts w:ascii="Arial" w:hAnsi="Arial" w:eastAsia="等线" w:cs="Arial"/>
+          <w:sz w:val="22"/>
+        </w:rPr>
+        <w:t>6214620421003302956、abcdefghigklmn01234567890123456789012345678901234567890123456789、6214622121007112843、abcdefghigklmn、6214620221004383983、abcdefghigklmn、6214624121001733402、012345678901234567890123456789012345678901234567890123456789</w:t>
+      </w:r>
+    </w:p>
+    <w:p>
+      <w:pPr>
+        <w:spacing w:before="120" w:after="120" w:line="288" w:lineRule="auto"/>
+        <w:ind w:left="0"/>
+        <w:jc w:val="left"/>
+      </w:pPr>
+      <w:r>
+        <w:rPr>
+          <w:rFonts w:ascii="Arial" w:hAnsi="Arial" w:eastAsia="等线" w:cs="Arial"/>
+          <w:sz w:val="22"/>
+        </w:rPr>
+        <w:t>银行卡号6225684522000864622 abcdefg</w:t>
+      </w:r>
+    </w:p>
+    <w:p>
+      <w:pPr>
+        <w:spacing w:before="120" w:after="120" w:line="288" w:lineRule="auto"/>
+        <w:ind w:left="0"/>
+        <w:jc w:val="left"/>
+      </w:pPr>
+      <w:r>
+        <w:rPr>
+          <w:rFonts w:ascii="Arial" w:hAnsi="Arial" w:eastAsia="等线" w:cs="Arial"/>
+          <w:sz w:val="22"/>
+        </w:rPr>
+        <w:t>银行卡号：复制粘贴到web   6214620421003302956、abcdefghigklmn01234567890123456789012345678901234567890123456789、6214622121007112843、abcdefghigklmn、6214620221004383983、abcdefghigklmn、6214624121001733402、012345678901234567890123456789012345678901234567890123456789</w:t>
+      </w:r>
+    </w:p>
+    <w:p>
+      <w:pPr>
+        <w:spacing w:before="120" w:after="120" w:line="288" w:lineRule="auto"/>
+        <w:ind w:left="0"/>
+        <w:jc w:val="left"/>
+      </w:pPr>
+      <w:r>
+        <w:rPr>
+          <w:rFonts w:ascii="Arial" w:hAnsi="Arial" w:eastAsia="等线" w:cs="Arial"/>
+          <w:sz w:val="22"/>
+        </w:rPr>
+        <w:t>银行卡号6225684522000864622 abcdefg</w:t>
+      </w:r>
+    </w:p>
+    <w:p>
+      <w:pPr>
+        <w:spacing w:before="120" w:after="120" w:line="288" w:lineRule="auto"/>
+        <w:ind w:left="0"/>
+        <w:jc w:val="left"/>
+        <w:rPr>
+          <w:rFonts w:ascii="Arial" w:hAnsi="Arial" w:eastAsia="等线" w:cs="Arial"/>
+          <w:sz w:val="22"/>
+        </w:rPr>
+      </w:pPr>
     </w:p>
     <w:p>
       <w:pPr>
